--- a/02_output/tables/RQ2/prereg_rq2.1.5_brms_table.docx
+++ b/02_output/tables/RQ2/prereg_rq2.1.5_brms_table.docx
@@ -514,6 +514,8 @@
     </w:pPr>
     <w:rPr>
       <w:rFonts w:asciiTheme="majorHAnsi" w:cstheme="majorBidi" w:eastAsiaTheme="majorEastAsia" w:hAnsiTheme="majorHAnsi"/>
+      <w:spacing w:val="-10"/>
+      <w:kern w:val="28"/>
       <w:sz w:val="56"/>
       <w:szCs w:val="56"/>
     </w:rPr>
@@ -526,6 +528,8 @@
     <w:rsid w:val="00A10FD9"/>
     <w:rPr>
       <w:rFonts w:asciiTheme="majorHAnsi" w:cstheme="majorBidi" w:eastAsiaTheme="majorEastAsia" w:hAnsiTheme="majorHAnsi"/>
+      <w:spacing w:val="-10"/>
+      <w:kern w:val="28"/>
       <w:sz w:val="56"/>
       <w:szCs w:val="56"/>
     </w:rPr>
@@ -566,31 +570,23 @@
   </w:style>
   <w:style w:customStyle="1" w:styleId="Author" w:type="paragraph">
     <w:name w:val="Author"/>
-    <w:basedOn w:val="Title"/>
     <w:next w:val="BodyText"/>
     <w:qFormat/>
     <w:pPr>
       <w:keepNext/>
       <w:keepLines/>
-    </w:pPr>
-    <w:rPr>
-      <w:sz w:val="24"/>
-      <w:szCs w:val="24"/>
-    </w:rPr>
+      <w:jc w:val="center"/>
+    </w:pPr>
   </w:style>
   <w:style w:styleId="Date" w:type="paragraph">
     <w:name w:val="Date"/>
-    <w:basedOn w:val="Title"/>
     <w:next w:val="BodyText"/>
     <w:qFormat/>
     <w:pPr>
       <w:keepNext/>
       <w:keepLines/>
-    </w:pPr>
-    <w:rPr>
-      <w:sz w:val="24"/>
-      <w:szCs w:val="24"/>
-    </w:rPr>
+      <w:jc w:val="center"/>
+    </w:pPr>
   </w:style>
   <w:style w:customStyle="1" w:styleId="AbstractTitle" w:type="paragraph">
     <w:name w:val="Abstract Title"/>
